--- a/docx/Automation/runbook-requirements-v2.docx
+++ b/docx/Automation/runbook-requirements-v2.docx
@@ -3279,19 +3279,10 @@
         <w:t xml:space="preserve">APPROVE</w:t>
       </w:r>
       <w:r>
-        <w:t xml:space="preserve">/</w:t>
-      </w:r>
-      <w:r>
-        <w:rPr>
-          <w:rStyle w:val="VerbatimChar"/>
-        </w:rPr>
-        <w:t xml:space="preserve">Deploy</w:t>
-      </w:r>
-      <w:r>
         <w:t xml:space="preserve"> </w:t>
       </w:r>
       <w:r>
-        <w:t xml:space="preserve">and a guard-rail match).</w:t>
+        <w:t xml:space="preserve">entered at the input prompt of the Configure-Build command and a guard-rail match).</w:t>
       </w:r>
     </w:p>
     <w:p>

--- a/docx/Automation/runbook-requirements-v2.docx
+++ b/docx/Automation/runbook-requirements-v2.docx
@@ -1507,7 +1507,96 @@
         </w:numPr>
       </w:pPr>
       <w:r>
-        <w:t xml:space="preserve">HPE iLO credentials with rights to perform virtual media and power operations.</w:t>
+        <w:t xml:space="preserve">HPE OneView credentials</w:t>
+      </w:r>
+      <w:r>
+        <w:t xml:space="preserve"> </w:t>
+      </w:r>
+      <w:r>
+        <w:rPr>
+          <w:b/>
+          <w:bCs/>
+        </w:rPr>
+        <w:t xml:space="preserve">also</w:t>
+      </w:r>
+      <w:r>
+        <w:t xml:space="preserve"> </w:t>
+      </w:r>
+      <w:r>
+        <w:t xml:space="preserve">serve as the iLO authentication source: the OneView-issued iLO SSO session token is used for virtual media and power operations via</w:t>
+      </w:r>
+      <w:r>
+        <w:t xml:space="preserve"> </w:t>
+      </w:r>
+      <w:r>
+        <w:rPr>
+          <w:rStyle w:val="VerbatimChar"/>
+        </w:rPr>
+        <w:t xml:space="preserve">HPRESTCmdlets</w:t>
+      </w:r>
+      <w:r>
+        <w:t xml:space="preserve">;</w:t>
+      </w:r>
+      <w:r>
+        <w:t xml:space="preserve"> </w:t>
+      </w:r>
+      <w:r>
+        <w:rPr>
+          <w:b/>
+          <w:bCs/>
+        </w:rPr>
+        <w:t xml:space="preserve">no separate iLO credentials are required</w:t>
+      </w:r>
+      <w:r>
+        <w:t xml:space="preserve">.</w:t>
+      </w:r>
+    </w:p>
+    <w:p>
+      <w:pPr>
+        <w:pStyle w:val="Compact"/>
+        <w:numPr>
+          <w:ilvl w:val="0"/>
+          <w:numId w:val="1011"/>
+        </w:numPr>
+      </w:pPr>
+      <w:r>
+        <w:rPr>
+          <w:rStyle w:val="VerbatimChar"/>
+        </w:rPr>
+        <w:t xml:space="preserve">HPRESTCmdlets</w:t>
+      </w:r>
+      <w:r>
+        <w:t xml:space="preserve"> </w:t>
+      </w:r>
+      <w:r>
+        <w:t xml:space="preserve">PowerShell module (v1.2.0.0, Windows-only, installed by</w:t>
+      </w:r>
+      <w:r>
+        <w:t xml:space="preserve"> </w:t>
+      </w:r>
+      <w:r>
+        <w:rPr>
+          <w:rStyle w:val="VerbatimChar"/>
+        </w:rPr>
+        <w:t xml:space="preserve">make setup</w:t>
+      </w:r>
+      <w:r>
+        <w:t xml:space="preserve"> </w:t>
+      </w:r>
+      <w:r>
+        <w:t xml:space="preserve">from the bundled copy in</w:t>
+      </w:r>
+      <w:r>
+        <w:t xml:space="preserve"> </w:t>
+      </w:r>
+      <w:r>
+        <w:rPr>
+          <w:rStyle w:val="VerbatimChar"/>
+        </w:rPr>
+        <w:t xml:space="preserve">scripts/modules/</w:t>
+      </w:r>
+      <w:r>
+        <w:t xml:space="preserve">). This module performs the iLO REST/Sso session negotiation and virtual-media operations per HPE’s reference flow.</w:t>
       </w:r>
     </w:p>
     <w:p>
@@ -1565,7 +1654,23 @@
         </w:numPr>
       </w:pPr>
       <w:r>
-        <w:t xml:space="preserve">Approved service accounts for OneView API and iLO access.</w:t>
+        <w:t xml:space="preserve">Approved service account for OneView API (the OneView credential is reused for iLO SSO).</w:t>
+      </w:r>
+      <w:r>
+        <w:t xml:space="preserve"> </w:t>
+      </w:r>
+      <w:r>
+        <w:rPr>
+          <w:b/>
+          <w:bCs/>
+        </w:rPr>
+        <w:t xml:space="preserve">No separate iLO service account</w:t>
+      </w:r>
+      <w:r>
+        <w:t xml:space="preserve"> </w:t>
+      </w:r>
+      <w:r>
+        <w:t xml:space="preserve">is needed — iLO access is derived from the OneView session.</w:t>
       </w:r>
     </w:p>
     <w:p>
